--- a/example_articles/countries/Slovakia/1.countries_Slovakia_New_York_Times.docx
+++ b/example_articles/countries/Slovakia/1.countries_Slovakia_New_York_Times.docx
@@ -32,7 +32,7 @@
     </w:p>
     <w:p>
       <w:r>
-        <w:t>Raw locations result, 'locations': ['Czechoslovakia (present-day Czech Republic and Slovakia)']</w:t>
+        <w:t>Raw locations result, 'locations': ['Czechoslovakia (now Czech Republic and Slovakia)']</w:t>
       </w:r>
     </w:p>
     <w:p>
